--- a/docs/neuropulse_fw_emmc_001.docx
+++ b/docs/neuropulse_fw_emmc_001.docx
@@ -2358,7 +2358,7 @@
     <w:p>
       <w:pPr/>
       <w:r>
-        <w:t>EMMC-UHDR-11 (MANDATORY): The UHDR salt (stored in Config partition) shall never be transmitted to NeuroPulse servers. The salt is device-local. If a user factory-resets the device, a new salt is generated (TRNG), the UHDR partition is re-initialised (all data lost — user warned with two confirmation steps), and the old salt is overwritten 3× with TRNG data before being replaced.</w:t>
+        <w:t>EMMC-UHDR-11 (MANDATORY): The UHDR salt (stored in Config partition) shall never be transmitted to NeuroPulse servers. The salt is device-local. If a user factory-resets the device, a new salt is generated (TRNG), the UHDR partition is re-initialized (all data lost — user warned with two confirmation steps), and the old salt is overwritten 3× with TRNG data before being replaced.</w:t>
       </w:r>
     </w:p>
     <w:p>
@@ -3538,7 +3538,7 @@
         <w:pStyle w:val="ListBullet"/>
       </w:pPr>
       <w:r>
-        <w:t>USB-C PD negotiation profile (last-known charger capability, for power management optimisation).</w:t>
+        <w:t>USB-C PD negotiation profile (last-known charger capability, for power management optimization).</w:t>
       </w:r>
     </w:p>
     <w:p>
@@ -3628,7 +3628,7 @@
     <w:p>
       <w:pPr/>
       <w:r>
-        <w:t>EMMC-BOOT-01 (MANDATORY): Complete boot sequence with storage subsystem initialisation:</w:t>
+        <w:t>EMMC-BOOT-01 (MANDATORY): Complete boot sequence with storage subsystem initialization:</w:t>
       </w:r>
     </w:p>
     <w:tbl>
@@ -5316,7 +5316,7 @@
     <w:p>
       <w:pPr/>
       <w:r>
-        <w:t>EMMC-BAK-05 (MANDATORY): On USB-C DFU re-flash: UHDR partition is NOT erased by DFU mode (DFU only writes to Firmware Bank A). UHDR data survives firmware updates. The only operations that erase UHDR are: (a) explicit factory reset (user-initiated, double-confirmation); (b) UHDR partition failure requiring re-initialisation (logs SHDR fault, prompts user). This makes firmware failure a hardware-swap event rather than a data-loss event (CLAUDE.md §7.2).</w:t>
+        <w:t>EMMC-BAK-05 (MANDATORY): On USB-C DFU re-flash: UHDR partition is NOT erased by DFU mode (DFU only writes to Firmware Bank A). UHDR data survives firmware updates. The only operations that erase UHDR are: (a) explicit factory reset (user-initiated, double-confirmation); (b) UHDR partition failure requiring re-initialization (logs SHDR fault, prompts user). This makes firmware failure a hardware-swap event rather than a data-loss event (CLAUDE.md §7.2).</w:t>
       </w:r>
     </w:p>
     <w:p>
